--- a/lettre_INSPE_Lyon.docx
+++ b/lettre_INSPE_Lyon.docx
@@ -183,7 +183,7 @@
           <w:rFonts w:ascii="Times New Roman" w:hAnsi="Times New Roman"/>
           <w:sz w:val="24"/>
         </w:rPr>
-        <w:t>C'est une vocation pour l'enseignement, mûrie au fil des années, qui me pousse aujourd'hui à présenter ma candidature au Master M2E que vous proposez. Ce n'est pas un choix par défaut : votre établissement est celui dans lequel je me projette pleinement. La taille humaine des promotions, l'accompagnement individualisé et l'ancrage dans les valeurs de l'enseignement catholique correspondent à la vision de l'éducation que je porte depuis plusieurs années. C'est dans ce cadre, exigeant et bienveillant, que je souhaite préparer le CRPE et construire mon avenir dans l'enseignement du premier degré.</w:t>
+        <w:t>C'est une vocation pour l'enseignement, mûrie au fil des années, qui me pousse aujourd'hui à présenter ma candidature au Master M2E que vous proposez. Ce n'est pas un choix par défaut : l'INSPE de Lyon est un établissement dans lequel je me projette pleinement. Son inscription au sein de l'Université Claude Bernard – Lyon 1, la richesse de ses équipes de formation et la qualité de la préparation au CRPE correspondent aux exigences que je me fixe. C'est dans ce cadre universitaire et professionnel que je souhaite construire mon avenir dans l'enseignement du premier degré.</w:t>
       </w:r>
     </w:p>
     <w:p>
@@ -239,7 +239,7 @@
           <w:rFonts w:ascii="Times New Roman" w:hAnsi="Times New Roman"/>
           <w:sz w:val="24"/>
         </w:rPr>
-        <w:t>Je suis profondément attachée à l'idée que l'enseignement ne se réduit pas à la transmission de savoirs : il s'agit d'accompagner chaque élève dans son développement, avec attention et exigence. C'est cette conviction qui me pousse à candidater en priorité à l'INSPE de Lyon, un établissement dont les valeurs correspondent à ce que je veux incarner en tant qu'enseignante. Je suis déterminée à m'investir pleinement dans cette formation.</w:t>
+        <w:t>Je suis profondément attachée à l'idée que l'enseignement ne se réduit pas à la transmission de savoirs : il s'agit d'accompagner chaque élève dans son développement, avec attention et exigence. C'est cette conviction qui me pousse à candidater à l'INSPE de Lyon, dont la renommée et l'environnement universitaire correspondent au niveau d'engagement que je veux apporter à cette formation. Je suis déterminée à m'investir pleinement pour réussir le CRPE et devenir professeure des écoles.</w:t>
       </w:r>
     </w:p>
     <w:p>

--- a/lettre_INSPE_Lyon.docx
+++ b/lettre_INSPE_Lyon.docx
@@ -271,7 +271,7 @@
       </w:r>
     </w:p>
     <w:sectPr>
-      <w:pgSz w:w="12240" w:h="15840"/>
+      <w:pgSz w:w="11906" w:h="16838"/>
       <w:pgMar w:top="1417" w:right="1417" w:bottom="1417" w:left="1417" w:header="720" w:footer="720" w:gutter="0"/>
       <w:cols w:space="720"/>
       <w:docGrid w:linePitch="360"/>
